--- a/back/src/static/contratos/AnexoTecnicoCapital.docx
+++ b/back/src/static/contratos/AnexoTecnicoCapital.docx
@@ -376,8 +376,9 @@
                 <w:sz w:val="20"/>
                 <w:szCs w:val="20"/>
               </w:rPr>
-              <w:t xml:space="preserve">Nombre: </w:t>
+              <w:t>Nombre: {{</w:t>
             </w:r>
+            <w:proofErr w:type="spellStart"/>
             <w:r>
               <w:rPr>
                 <w:rFonts w:ascii="Aptos" w:hAnsi="Aptos" w:cs="Calibri"/>
@@ -386,9 +387,9 @@
                 <w:sz w:val="20"/>
                 <w:szCs w:val="20"/>
               </w:rPr>
-              <w:t>{</w:t>
+              <w:t>EmpresaRazonSocial</w:t>
             </w:r>
-            <w:proofErr w:type="spellStart"/>
+            <w:proofErr w:type="spellEnd"/>
             <w:r>
               <w:rPr>
                 <w:rFonts w:ascii="Aptos" w:hAnsi="Aptos" w:cs="Calibri"/>
@@ -397,18 +398,7 @@
                 <w:sz w:val="20"/>
                 <w:szCs w:val="20"/>
               </w:rPr>
-              <w:t>EmpresaRazonSocial</w:t>
-            </w:r>
-            <w:proofErr w:type="spellEnd"/>
-            <w:r>
-              <w:rPr>
-                <w:rFonts w:ascii="Aptos" w:hAnsi="Aptos" w:cs="Calibri"/>
-                <w:b/>
-                <w:bCs/>
-                <w:sz w:val="20"/>
-                <w:szCs w:val="20"/>
-              </w:rPr>
-              <w:t>}</w:t>
+              <w:t>}}</w:t>
             </w:r>
           </w:p>
           <w:p>
@@ -417,6 +407,8 @@
               <w:jc w:val="both"/>
               <w:rPr>
                 <w:rFonts w:ascii="Aptos" w:hAnsi="Aptos" w:cs="Calibri"/>
+                <w:b/>
+                <w:bCs/>
                 <w:sz w:val="20"/>
                 <w:szCs w:val="20"/>
               </w:rPr>
@@ -429,20 +421,14 @@
                 <w:sz w:val="20"/>
                 <w:szCs w:val="20"/>
               </w:rPr>
-              <w:t xml:space="preserve">NIT: </w:t>
-            </w:r>
-            <w:r>
-              <w:rPr>
-                <w:rFonts w:ascii="Aptos" w:hAnsi="Aptos" w:cs="Calibri"/>
-                <w:sz w:val="20"/>
-                <w:szCs w:val="20"/>
-              </w:rPr>
-              <w:t>{</w:t>
+              <w:t>NIT: {{</w:t>
             </w:r>
             <w:proofErr w:type="spellStart"/>
             <w:r>
               <w:rPr>
                 <w:rFonts w:ascii="Aptos" w:hAnsi="Aptos" w:cs="Calibri"/>
+                <w:b/>
+                <w:bCs/>
                 <w:sz w:val="20"/>
                 <w:szCs w:val="20"/>
               </w:rPr>
@@ -452,10 +438,12 @@
             <w:r>
               <w:rPr>
                 <w:rFonts w:ascii="Aptos" w:hAnsi="Aptos" w:cs="Calibri"/>
+                <w:b/>
+                <w:bCs/>
                 <w:sz w:val="20"/>
                 <w:szCs w:val="20"/>
               </w:rPr>
-              <w:t>}</w:t>
+              <w:t>}}</w:t>
             </w:r>
           </w:p>
           <w:p>
@@ -464,6 +452,8 @@
               <w:jc w:val="both"/>
               <w:rPr>
                 <w:rFonts w:ascii="Aptos" w:hAnsi="Aptos" w:cs="Calibri"/>
+                <w:b/>
+                <w:bCs/>
                 <w:sz w:val="20"/>
                 <w:szCs w:val="20"/>
               </w:rPr>
@@ -488,20 +478,14 @@
                 <w:sz w:val="20"/>
                 <w:szCs w:val="20"/>
               </w:rPr>
-              <w:t xml:space="preserve"> </w:t>
-            </w:r>
-            <w:r>
-              <w:rPr>
-                <w:rFonts w:ascii="Aptos" w:hAnsi="Aptos" w:cs="Calibri"/>
-                <w:sz w:val="20"/>
-                <w:szCs w:val="20"/>
-              </w:rPr>
-              <w:t>{</w:t>
+              <w:t xml:space="preserve"> {{</w:t>
             </w:r>
             <w:proofErr w:type="spellStart"/>
             <w:r>
               <w:rPr>
                 <w:rFonts w:ascii="Aptos" w:hAnsi="Aptos" w:cs="Calibri"/>
+                <w:b/>
+                <w:bCs/>
                 <w:sz w:val="20"/>
                 <w:szCs w:val="20"/>
               </w:rPr>
@@ -511,10 +495,12 @@
             <w:r>
               <w:rPr>
                 <w:rFonts w:ascii="Aptos" w:hAnsi="Aptos" w:cs="Calibri"/>
+                <w:b/>
+                <w:bCs/>
                 <w:sz w:val="20"/>
                 <w:szCs w:val="20"/>
               </w:rPr>
-              <w:t>}</w:t>
+              <w:t>}}</w:t>
             </w:r>
           </w:p>
           <w:p>
@@ -523,6 +509,8 @@
               <w:jc w:val="both"/>
               <w:rPr>
                 <w:rFonts w:ascii="Aptos" w:hAnsi="Aptos" w:cs="Calibri"/>
+                <w:b/>
+                <w:bCs/>
                 <w:sz w:val="20"/>
                 <w:szCs w:val="20"/>
               </w:rPr>
@@ -535,20 +523,14 @@
                 <w:sz w:val="20"/>
                 <w:szCs w:val="20"/>
               </w:rPr>
-              <w:t xml:space="preserve">C.C. </w:t>
-            </w:r>
-            <w:r>
-              <w:rPr>
-                <w:rFonts w:ascii="Aptos" w:hAnsi="Aptos" w:cs="Calibri"/>
-                <w:sz w:val="20"/>
-                <w:szCs w:val="20"/>
-              </w:rPr>
-              <w:t>{</w:t>
+              <w:t>C.C. {{</w:t>
             </w:r>
             <w:proofErr w:type="spellStart"/>
             <w:r>
               <w:rPr>
                 <w:rFonts w:ascii="Aptos" w:hAnsi="Aptos" w:cs="Calibri"/>
+                <w:b/>
+                <w:bCs/>
                 <w:sz w:val="20"/>
                 <w:szCs w:val="20"/>
               </w:rPr>
@@ -558,10 +540,12 @@
             <w:r>
               <w:rPr>
                 <w:rFonts w:ascii="Aptos" w:hAnsi="Aptos" w:cs="Calibri"/>
+                <w:b/>
+                <w:bCs/>
                 <w:sz w:val="20"/>
                 <w:szCs w:val="20"/>
               </w:rPr>
-              <w:t>}</w:t>
+              <w:t>}}</w:t>
             </w:r>
           </w:p>
           <w:p>
@@ -588,6 +572,8 @@
             <w:r>
               <w:rPr>
                 <w:rFonts w:ascii="Aptos" w:hAnsi="Aptos" w:cs="Calibri"/>
+                <w:b/>
+                <w:bCs/>
                 <w:sz w:val="20"/>
                 <w:szCs w:val="20"/>
               </w:rPr>
@@ -679,6 +665,8 @@
               <w:jc w:val="both"/>
               <w:rPr>
                 <w:rFonts w:ascii="Aptos" w:hAnsi="Aptos" w:cs="Calibri"/>
+                <w:b/>
+                <w:bCs/>
                 <w:sz w:val="20"/>
                 <w:szCs w:val="20"/>
               </w:rPr>
@@ -691,20 +679,14 @@
                 <w:sz w:val="20"/>
                 <w:szCs w:val="20"/>
               </w:rPr>
-              <w:t xml:space="preserve">Nombre: </w:t>
-            </w:r>
-            <w:r>
-              <w:rPr>
-                <w:rFonts w:ascii="Aptos" w:hAnsi="Aptos" w:cs="Calibri"/>
-                <w:sz w:val="20"/>
-                <w:szCs w:val="20"/>
-              </w:rPr>
-              <w:t>{</w:t>
+              <w:t>Nombre: {{</w:t>
             </w:r>
             <w:proofErr w:type="spellStart"/>
             <w:r>
               <w:rPr>
                 <w:rFonts w:ascii="Aptos" w:hAnsi="Aptos" w:cs="Calibri"/>
+                <w:b/>
+                <w:bCs/>
                 <w:sz w:val="20"/>
                 <w:szCs w:val="20"/>
               </w:rPr>
@@ -714,10 +696,12 @@
             <w:r>
               <w:rPr>
                 <w:rFonts w:ascii="Aptos" w:hAnsi="Aptos" w:cs="Calibri"/>
+                <w:b/>
+                <w:bCs/>
                 <w:sz w:val="20"/>
                 <w:szCs w:val="20"/>
               </w:rPr>
-              <w:t>}</w:t>
+              <w:t>}}</w:t>
             </w:r>
           </w:p>
           <w:p>
@@ -725,6 +709,8 @@
               <w:jc w:val="both"/>
               <w:rPr>
                 <w:rFonts w:ascii="Aptos" w:hAnsi="Aptos" w:cs="Calibri"/>
+                <w:b/>
+                <w:bCs/>
                 <w:sz w:val="20"/>
                 <w:szCs w:val="20"/>
               </w:rPr>
@@ -737,20 +723,14 @@
                 <w:sz w:val="20"/>
                 <w:szCs w:val="20"/>
               </w:rPr>
-              <w:t xml:space="preserve">Cédula: </w:t>
-            </w:r>
-            <w:r>
-              <w:rPr>
-                <w:rFonts w:ascii="Aptos" w:hAnsi="Aptos" w:cs="Calibri"/>
-                <w:sz w:val="20"/>
-                <w:szCs w:val="20"/>
-              </w:rPr>
-              <w:t>{</w:t>
+              <w:t>Cédula: {{</w:t>
             </w:r>
             <w:proofErr w:type="spellStart"/>
             <w:r>
               <w:rPr>
                 <w:rFonts w:ascii="Aptos" w:hAnsi="Aptos" w:cs="Calibri"/>
+                <w:b/>
+                <w:bCs/>
                 <w:sz w:val="20"/>
                 <w:szCs w:val="20"/>
               </w:rPr>
@@ -760,10 +740,12 @@
             <w:r>
               <w:rPr>
                 <w:rFonts w:ascii="Aptos" w:hAnsi="Aptos" w:cs="Calibri"/>
+                <w:b/>
+                <w:bCs/>
                 <w:sz w:val="20"/>
                 <w:szCs w:val="20"/>
               </w:rPr>
-              <w:t>}</w:t>
+              <w:t>}}</w:t>
             </w:r>
           </w:p>
           <w:p>
@@ -771,6 +753,8 @@
               <w:jc w:val="both"/>
               <w:rPr>
                 <w:rFonts w:ascii="Aptos" w:hAnsi="Aptos" w:cs="Calibri"/>
+                <w:b/>
+                <w:bCs/>
                 <w:sz w:val="20"/>
                 <w:szCs w:val="20"/>
               </w:rPr>
@@ -783,28 +767,14 @@
                 <w:sz w:val="20"/>
                 <w:szCs w:val="20"/>
               </w:rPr>
-              <w:t>Domicilio:</w:t>
-            </w:r>
-            <w:r>
-              <w:rPr>
-                <w:rFonts w:ascii="Aptos" w:hAnsi="Aptos" w:cs="Calibri"/>
-                <w:sz w:val="20"/>
-                <w:szCs w:val="20"/>
-              </w:rPr>
-              <w:t xml:space="preserve"> </w:t>
-            </w:r>
-            <w:r>
-              <w:rPr>
-                <w:rFonts w:ascii="Aptos" w:hAnsi="Aptos" w:cs="Calibri"/>
-                <w:sz w:val="20"/>
-                <w:szCs w:val="20"/>
-              </w:rPr>
-              <w:t>{</w:t>
+              <w:t>Domicilio: {{</w:t>
             </w:r>
             <w:proofErr w:type="spellStart"/>
             <w:r>
               <w:rPr>
                 <w:rFonts w:ascii="Aptos" w:hAnsi="Aptos" w:cs="Calibri"/>
+                <w:b/>
+                <w:bCs/>
                 <w:sz w:val="20"/>
                 <w:szCs w:val="20"/>
               </w:rPr>
@@ -814,10 +784,12 @@
             <w:r>
               <w:rPr>
                 <w:rFonts w:ascii="Aptos" w:hAnsi="Aptos" w:cs="Calibri"/>
+                <w:b/>
+                <w:bCs/>
                 <w:sz w:val="20"/>
                 <w:szCs w:val="20"/>
               </w:rPr>
-              <w:t>}</w:t>
+              <w:t>}}</w:t>
             </w:r>
           </w:p>
           <w:p>
@@ -827,6 +799,7 @@
                 <w:rFonts w:ascii="Aptos" w:hAnsi="Aptos" w:cs="Calibri"/>
                 <w:sz w:val="20"/>
                 <w:szCs w:val="20"/>
+                <w:u w:val="single"/>
               </w:rPr>
             </w:pPr>
           </w:p>
@@ -2344,7 +2317,25 @@
           <w:sz w:val="20"/>
           <w:szCs w:val="20"/>
         </w:rPr>
-        <w:t xml:space="preserve"> de la mismas de manera </w:t>
+        <w:t xml:space="preserve"> de </w:t>
+      </w:r>
+      <w:proofErr w:type="gramStart"/>
+      <w:r>
+        <w:rPr>
+          <w:rFonts w:ascii="Aptos" w:hAnsi="Aptos"/>
+          <w:sz w:val="20"/>
+          <w:szCs w:val="20"/>
+        </w:rPr>
+        <w:t>la mismas</w:t>
+      </w:r>
+      <w:proofErr w:type="gramEnd"/>
+      <w:r>
+        <w:rPr>
+          <w:rFonts w:ascii="Aptos" w:hAnsi="Aptos"/>
+          <w:sz w:val="20"/>
+          <w:szCs w:val="20"/>
+        </w:rPr>
+        <w:t xml:space="preserve"> de manera </w:t>
       </w:r>
       <w:r>
         <w:rPr>
@@ -2464,7 +2455,25 @@
           <w:sz w:val="20"/>
           <w:szCs w:val="20"/>
         </w:rPr>
-        <w:t xml:space="preserve">el Ticket o la </w:t>
+        <w:t xml:space="preserve">el </w:t>
+      </w:r>
+      <w:proofErr w:type="gramStart"/>
+      <w:r>
+        <w:rPr>
+          <w:rFonts w:ascii="Aptos" w:hAnsi="Aptos"/>
+          <w:sz w:val="20"/>
+          <w:szCs w:val="20"/>
+        </w:rPr>
+        <w:t>Ticket</w:t>
+      </w:r>
+      <w:proofErr w:type="gramEnd"/>
+      <w:r>
+        <w:rPr>
+          <w:rFonts w:ascii="Aptos" w:hAnsi="Aptos"/>
+          <w:sz w:val="20"/>
+          <w:szCs w:val="20"/>
+        </w:rPr>
+        <w:t xml:space="preserve"> o la </w:t>
       </w:r>
       <w:r>
         <w:rPr>
@@ -2746,7 +2755,25 @@
           <w:sz w:val="20"/>
           <w:szCs w:val="20"/>
         </w:rPr>
-        <w:t xml:space="preserve">Visto bueno por parte del Coordinador de Servicios, que dé cuenta del cumplimiento satisfactorio de los Tickets u </w:t>
+        <w:t xml:space="preserve">Visto bueno por parte del Coordinador de Servicios, que dé cuenta del cumplimiento satisfactorio de los </w:t>
+      </w:r>
+      <w:proofErr w:type="gramStart"/>
+      <w:r>
+        <w:rPr>
+          <w:rFonts w:ascii="Aptos" w:hAnsi="Aptos"/>
+          <w:sz w:val="20"/>
+          <w:szCs w:val="20"/>
+        </w:rPr>
+        <w:t>Tickets</w:t>
+      </w:r>
+      <w:proofErr w:type="gramEnd"/>
+      <w:r>
+        <w:rPr>
+          <w:rFonts w:ascii="Aptos" w:hAnsi="Aptos"/>
+          <w:sz w:val="20"/>
+          <w:szCs w:val="20"/>
+        </w:rPr>
+        <w:t xml:space="preserve"> u </w:t>
       </w:r>
       <w:r>
         <w:rPr>
@@ -4315,23 +4342,59 @@
           <w:sz w:val="20"/>
           <w:szCs w:val="20"/>
         </w:rPr>
-        <w:t xml:space="preserve"> en el acápite de notificaciones del Contrato, Azure o ITSM</w:t>
-      </w:r>
-      <w:r>
-        <w:rPr>
-          <w:rFonts w:ascii="Aptos" w:hAnsi="Aptos"/>
-          <w:sz w:val="20"/>
-          <w:szCs w:val="20"/>
-        </w:rPr>
-        <w:t xml:space="preserve"> , adjuntando </w:t>
-      </w:r>
-      <w:r>
-        <w:rPr>
-          <w:rFonts w:ascii="Aptos" w:hAnsi="Aptos"/>
-          <w:sz w:val="20"/>
-          <w:szCs w:val="20"/>
-        </w:rPr>
-        <w:t xml:space="preserve">el Ticket o la respectiva Orden </w:t>
+        <w:t xml:space="preserve"> en el acápite de notificaciones del Contrato, Azure o </w:t>
+      </w:r>
+      <w:proofErr w:type="gramStart"/>
+      <w:r>
+        <w:rPr>
+          <w:rFonts w:ascii="Aptos" w:hAnsi="Aptos"/>
+          <w:sz w:val="20"/>
+          <w:szCs w:val="20"/>
+        </w:rPr>
+        <w:t>ITSM</w:t>
+      </w:r>
+      <w:r>
+        <w:rPr>
+          <w:rFonts w:ascii="Aptos" w:hAnsi="Aptos"/>
+          <w:sz w:val="20"/>
+          <w:szCs w:val="20"/>
+        </w:rPr>
+        <w:t xml:space="preserve"> ,</w:t>
+      </w:r>
+      <w:proofErr w:type="gramEnd"/>
+      <w:r>
+        <w:rPr>
+          <w:rFonts w:ascii="Aptos" w:hAnsi="Aptos"/>
+          <w:sz w:val="20"/>
+          <w:szCs w:val="20"/>
+        </w:rPr>
+        <w:t xml:space="preserve"> adjuntando </w:t>
+      </w:r>
+      <w:r>
+        <w:rPr>
+          <w:rFonts w:ascii="Aptos" w:hAnsi="Aptos"/>
+          <w:sz w:val="20"/>
+          <w:szCs w:val="20"/>
+        </w:rPr>
+        <w:t xml:space="preserve">el </w:t>
+      </w:r>
+      <w:proofErr w:type="gramStart"/>
+      <w:r>
+        <w:rPr>
+          <w:rFonts w:ascii="Aptos" w:hAnsi="Aptos"/>
+          <w:sz w:val="20"/>
+          <w:szCs w:val="20"/>
+        </w:rPr>
+        <w:t>Ticket</w:t>
+      </w:r>
+      <w:proofErr w:type="gramEnd"/>
+      <w:r>
+        <w:rPr>
+          <w:rFonts w:ascii="Aptos" w:hAnsi="Aptos"/>
+          <w:sz w:val="20"/>
+          <w:szCs w:val="20"/>
+        </w:rPr>
+        <w:t xml:space="preserve"> o la respectiva Orden </w:t>
       </w:r>
       <w:r>
         <w:rPr>
@@ -5060,7 +5123,7 @@
                 <w:sz w:val="22"/>
                 <w:szCs w:val="22"/>
               </w:rPr>
-              <w:t>{</w:t>
+              <w:t>{{</w:t>
             </w:r>
             <w:proofErr w:type="spellStart"/>
             <w:r>
@@ -5082,7 +5145,7 @@
                 <w:sz w:val="22"/>
                 <w:szCs w:val="22"/>
               </w:rPr>
-              <w:t>}</w:t>
+              <w:t>}}</w:t>
             </w:r>
           </w:p>
           <w:p>
@@ -5104,8 +5167,9 @@
                 <w:sz w:val="22"/>
                 <w:szCs w:val="22"/>
               </w:rPr>
-              <w:t xml:space="preserve">C.C. </w:t>
+              <w:t>C.C. {{</w:t>
             </w:r>
+            <w:proofErr w:type="spellStart"/>
             <w:r>
               <w:rPr>
                 <w:rFonts w:ascii="Aptos" w:hAnsi="Aptos"/>
@@ -5114,9 +5178,9 @@
                 <w:sz w:val="22"/>
                 <w:szCs w:val="22"/>
               </w:rPr>
-              <w:t>{</w:t>
+              <w:t>EmpresaCedulaRepresentante</w:t>
             </w:r>
-            <w:proofErr w:type="spellStart"/>
+            <w:proofErr w:type="spellEnd"/>
             <w:r>
               <w:rPr>
                 <w:rFonts w:ascii="Aptos" w:hAnsi="Aptos"/>
@@ -5125,18 +5189,7 @@
                 <w:sz w:val="22"/>
                 <w:szCs w:val="22"/>
               </w:rPr>
-              <w:t>EmpresaCedulaRepresentante</w:t>
-            </w:r>
-            <w:proofErr w:type="spellEnd"/>
-            <w:r>
-              <w:rPr>
-                <w:rFonts w:ascii="Aptos" w:hAnsi="Aptos"/>
-                <w:b/>
-                <w:bCs/>
-                <w:sz w:val="22"/>
-                <w:szCs w:val="22"/>
-              </w:rPr>
-              <w:t>}</w:t>
+              <w:t>}}</w:t>
             </w:r>
           </w:p>
           <w:p>
@@ -5180,7 +5233,7 @@
                 <w:sz w:val="22"/>
                 <w:szCs w:val="22"/>
               </w:rPr>
-              <w:t>{</w:t>
+              <w:t>{{</w:t>
             </w:r>
             <w:proofErr w:type="spellStart"/>
             <w:r>
@@ -5202,7 +5255,7 @@
                 <w:sz w:val="22"/>
                 <w:szCs w:val="22"/>
               </w:rPr>
-              <w:t>}</w:t>
+              <w:t>}}</w:t>
             </w:r>
           </w:p>
           <w:p>
@@ -5224,8 +5277,9 @@
                 <w:sz w:val="22"/>
                 <w:szCs w:val="22"/>
               </w:rPr>
-              <w:t xml:space="preserve">NIT. </w:t>
+              <w:t>NIT. {{</w:t>
             </w:r>
+            <w:proofErr w:type="spellStart"/>
             <w:r>
               <w:rPr>
                 <w:rFonts w:ascii="Aptos" w:hAnsi="Aptos"/>
@@ -5234,9 +5288,9 @@
                 <w:sz w:val="22"/>
                 <w:szCs w:val="22"/>
               </w:rPr>
-              <w:t>{</w:t>
+              <w:t>EmpresaNit</w:t>
             </w:r>
-            <w:proofErr w:type="spellStart"/>
+            <w:proofErr w:type="spellEnd"/>
             <w:r>
               <w:rPr>
                 <w:rFonts w:ascii="Aptos" w:hAnsi="Aptos"/>
@@ -5245,10 +5299,12 @@
                 <w:sz w:val="22"/>
                 <w:szCs w:val="22"/>
               </w:rPr>
-              <w:t>EmpresaNit</w:t>
+              <w:t>}}</w:t>
             </w:r>
-            <w:proofErr w:type="spellEnd"/>
-            <w:r>
+          </w:p>
+          <w:p>
+            <w:pPr>
+              <w:jc w:val="both"/>
               <w:rPr>
                 <w:rFonts w:ascii="Aptos" w:hAnsi="Aptos"/>
                 <w:b/>
@@ -5256,8 +5312,7 @@
                 <w:sz w:val="22"/>
                 <w:szCs w:val="22"/>
               </w:rPr>
-              <w:t>}</w:t>
-            </w:r>
+            </w:pPr>
           </w:p>
         </w:tc>
         <w:tc>
@@ -5271,8 +5326,8 @@
                 <w:rFonts w:ascii="Aptos" w:hAnsi="Aptos" w:cs="Calibri"/>
                 <w:b/>
                 <w:bCs/>
-                <w:sz w:val="20"/>
-                <w:szCs w:val="20"/>
+                <w:sz w:val="22"/>
+                <w:szCs w:val="22"/>
               </w:rPr>
             </w:pPr>
             <w:r>
@@ -5280,10 +5335,10 @@
                 <w:rFonts w:ascii="Aptos" w:hAnsi="Aptos" w:cs="Calibri"/>
                 <w:b/>
                 <w:bCs/>
-                <w:sz w:val="20"/>
-                <w:szCs w:val="20"/>
-              </w:rPr>
-              <w:t>{</w:t>
+                <w:sz w:val="22"/>
+                <w:szCs w:val="22"/>
+              </w:rPr>
+              <w:t>{{</w:t>
             </w:r>
             <w:proofErr w:type="spellStart"/>
             <w:r>
@@ -5291,8 +5346,8 @@
                 <w:rFonts w:ascii="Aptos" w:hAnsi="Aptos" w:cs="Calibri"/>
                 <w:b/>
                 <w:bCs/>
-                <w:sz w:val="20"/>
-                <w:szCs w:val="20"/>
+                <w:sz w:val="22"/>
+                <w:szCs w:val="22"/>
               </w:rPr>
               <w:t>NombreCompleto</w:t>
             </w:r>
@@ -5302,10 +5357,10 @@
                 <w:rFonts w:ascii="Aptos" w:hAnsi="Aptos" w:cs="Calibri"/>
                 <w:b/>
                 <w:bCs/>
-                <w:sz w:val="20"/>
-                <w:szCs w:val="20"/>
-              </w:rPr>
-              <w:t>}</w:t>
+                <w:sz w:val="22"/>
+                <w:szCs w:val="22"/>
+              </w:rPr>
+              <w:t>}}</w:t>
             </w:r>
           </w:p>
           <w:p>
@@ -5321,32 +5376,22 @@
             </w:pPr>
             <w:r>
               <w:rPr>
-                <w:rFonts w:ascii="Aptos" w:hAnsi="Aptos"/>
+                <w:rFonts w:ascii="Aptos" w:hAnsi="Aptos" w:cs="Calibri"/>
                 <w:b/>
                 <w:bCs/>
                 <w:sz w:val="22"/>
                 <w:szCs w:val="22"/>
               </w:rPr>
-              <w:t xml:space="preserve">C.C. </w:t>
+              <w:t>C.C. {{</w:t>
             </w:r>
+            <w:proofErr w:type="spellStart"/>
             <w:r>
               <w:rPr>
                 <w:rFonts w:ascii="Aptos" w:hAnsi="Aptos" w:cs="Calibri"/>
                 <w:b/>
                 <w:bCs/>
-                <w:sz w:val="20"/>
-                <w:szCs w:val="20"/>
-              </w:rPr>
-              <w:t>{</w:t>
-            </w:r>
-            <w:proofErr w:type="spellStart"/>
-            <w:r>
-              <w:rPr>
-                <w:rFonts w:ascii="Aptos" w:hAnsi="Aptos" w:cs="Calibri"/>
-                <w:b/>
-                <w:bCs/>
-                <w:sz w:val="20"/>
-                <w:szCs w:val="20"/>
+                <w:sz w:val="22"/>
+                <w:szCs w:val="22"/>
               </w:rPr>
               <w:t>NumeroDocumento</w:t>
             </w:r>
@@ -5356,10 +5401,10 @@
                 <w:rFonts w:ascii="Aptos" w:hAnsi="Aptos" w:cs="Calibri"/>
                 <w:b/>
                 <w:bCs/>
-                <w:sz w:val="20"/>
-                <w:szCs w:val="20"/>
-              </w:rPr>
-              <w:t>}</w:t>
+                <w:sz w:val="22"/>
+                <w:szCs w:val="22"/>
+              </w:rPr>
+              <w:t>}}</w:t>
             </w:r>
           </w:p>
         </w:tc>
@@ -5583,7 +5628,21 @@
               <w:rPr>
                 <w:sz w:val="20"/>
               </w:rPr>
-              <w:t>{{#items}}{{tipo}}</w:t>
+              <w:t>{{#items</w:t>
+            </w:r>
+            <w:proofErr w:type="gramStart"/>
+            <w:r>
+              <w:rPr>
+                <w:sz w:val="20"/>
+              </w:rPr>
+              <w:t>}}{</w:t>
+            </w:r>
+            <w:proofErr w:type="gramEnd"/>
+            <w:r>
+              <w:rPr>
+                <w:sz w:val="20"/>
+              </w:rPr>
+              <w:t>{tipo}}</w:t>
             </w:r>
           </w:p>
         </w:tc>
@@ -5683,11 +5742,19 @@
               <w:t>fechaFin</w:t>
             </w:r>
             <w:proofErr w:type="spellEnd"/>
+            <w:proofErr w:type="gramStart"/>
             <w:r>
               <w:rPr>
                 <w:sz w:val="20"/>
               </w:rPr>
-              <w:t>}}{{/</w:t>
+              <w:t>}}{</w:t>
+            </w:r>
+            <w:proofErr w:type="gramEnd"/>
+            <w:r>
+              <w:rPr>
+                <w:sz w:val="20"/>
+              </w:rPr>
+              <w:t>{/</w:t>
             </w:r>
             <w:proofErr w:type="spellStart"/>
             <w:r>
@@ -8398,14 +8465,12 @@
 </file>
 
 <file path=customXml/item1.xml><?xml version="1.0" encoding="utf-8"?>
-<p:properties xmlns:p="http://schemas.microsoft.com/office/2006/metadata/properties" xmlns:xsi="http://www.w3.org/2001/XMLSchema-instance" xmlns:pc="http://schemas.microsoft.com/office/infopath/2007/PartnerControls">
-  <documentManagement>
-    <lcf76f155ced4ddcb4097134ff3c332f xmlns="0671de82-fb77-4741-a946-bbedde5d4f76">
-      <Terms xmlns="http://schemas.microsoft.com/office/infopath/2007/PartnerControls"/>
-    </lcf76f155ced4ddcb4097134ff3c332f>
-    <TaxCatchAll xmlns="bfe36008-4467-4f6a-b17f-684c3d9d556d" xsi:nil="true"/>
-  </documentManagement>
-</p:properties>
+<?mso-contentType ?>
+<FormTemplates xmlns="http://schemas.microsoft.com/sharepoint/v3/contenttype/forms">
+  <Display>DocumentLibraryForm</Display>
+  <Edit>DocumentLibraryForm</Edit>
+  <New>DocumentLibraryForm</New>
+</FormTemplates>
 </file>
 
 <file path=customXml/item2.xml><?xml version="1.0" encoding="utf-8"?>
@@ -8616,12 +8681,14 @@
 </file>
 
 <file path=customXml/item3.xml><?xml version="1.0" encoding="utf-8"?>
-<?mso-contentType ?>
-<FormTemplates xmlns="http://schemas.microsoft.com/sharepoint/v3/contenttype/forms">
-  <Display>DocumentLibraryForm</Display>
-  <Edit>DocumentLibraryForm</Edit>
-  <New>DocumentLibraryForm</New>
-</FormTemplates>
+<p:properties xmlns:p="http://schemas.microsoft.com/office/2006/metadata/properties" xmlns:xsi="http://www.w3.org/2001/XMLSchema-instance" xmlns:pc="http://schemas.microsoft.com/office/infopath/2007/PartnerControls">
+  <documentManagement>
+    <lcf76f155ced4ddcb4097134ff3c332f xmlns="0671de82-fb77-4741-a946-bbedde5d4f76">
+      <Terms xmlns="http://schemas.microsoft.com/office/infopath/2007/PartnerControls"/>
+    </lcf76f155ced4ddcb4097134ff3c332f>
+    <TaxCatchAll xmlns="bfe36008-4467-4f6a-b17f-684c3d9d556d" xsi:nil="true"/>
+  </documentManagement>
+</p:properties>
 </file>
 
 <file path=customXml/item4.xml><?xml version="1.0" encoding="utf-8"?>
@@ -8629,12 +8696,9 @@
 </file>
 
 <file path=customXml/itemProps1.xml><?xml version="1.0" encoding="utf-8"?>
-<ds:datastoreItem xmlns:ds="http://schemas.openxmlformats.org/officeDocument/2006/customXml" ds:itemID="{AB5287EC-50D0-43BB-BC52-C85B38A837B2}">
+<ds:datastoreItem xmlns:ds="http://schemas.openxmlformats.org/officeDocument/2006/customXml" ds:itemID="{D9ACF961-869C-45D1-8F29-1E0AF96515D2}">
   <ds:schemaRefs>
-    <ds:schemaRef ds:uri="http://schemas.microsoft.com/office/2006/metadata/properties"/>
-    <ds:schemaRef ds:uri="http://schemas.microsoft.com/office/infopath/2007/PartnerControls"/>
-    <ds:schemaRef ds:uri="0671de82-fb77-4741-a946-bbedde5d4f76"/>
-    <ds:schemaRef ds:uri="bfe36008-4467-4f6a-b17f-684c3d9d556d"/>
+    <ds:schemaRef ds:uri="http://schemas.microsoft.com/sharepoint/v3/contenttype/forms"/>
   </ds:schemaRefs>
 </ds:datastoreItem>
 </file>
@@ -8659,9 +8723,12 @@
 </file>
 
 <file path=customXml/itemProps3.xml><?xml version="1.0" encoding="utf-8"?>
-<ds:datastoreItem xmlns:ds="http://schemas.openxmlformats.org/officeDocument/2006/customXml" ds:itemID="{D9ACF961-869C-45D1-8F29-1E0AF96515D2}">
+<ds:datastoreItem xmlns:ds="http://schemas.openxmlformats.org/officeDocument/2006/customXml" ds:itemID="{AB5287EC-50D0-43BB-BC52-C85B38A837B2}">
   <ds:schemaRefs>
-    <ds:schemaRef ds:uri="http://schemas.microsoft.com/sharepoint/v3/contenttype/forms"/>
+    <ds:schemaRef ds:uri="http://schemas.microsoft.com/office/2006/metadata/properties"/>
+    <ds:schemaRef ds:uri="http://schemas.microsoft.com/office/infopath/2007/PartnerControls"/>
+    <ds:schemaRef ds:uri="0671de82-fb77-4741-a946-bbedde5d4f76"/>
+    <ds:schemaRef ds:uri="bfe36008-4467-4f6a-b17f-684c3d9d556d"/>
   </ds:schemaRefs>
 </ds:datastoreItem>
 </file>

--- a/back/src/static/contratos/AnexoTecnicoCapital.docx
+++ b/back/src/static/contratos/AnexoTecnicoCapital.docx
@@ -160,7 +160,15 @@
           <w:sz w:val="20"/>
           <w:szCs w:val="20"/>
         </w:rPr>
-        <w:t>suscrito el {</w:t>
+        <w:t xml:space="preserve">suscrito el </w:t>
+      </w:r>
+      <w:r>
+        <w:rPr>
+          <w:rFonts w:ascii="Aptos" w:hAnsi="Aptos" w:cs="Calibri"/>
+          <w:sz w:val="20"/>
+          <w:szCs w:val="20"/>
+        </w:rPr>
+        <w:t>{{</w:t>
       </w:r>
       <w:proofErr w:type="spellStart"/>
       <w:r>
@@ -169,7 +177,7 @@
           <w:sz w:val="20"/>
           <w:szCs w:val="20"/>
         </w:rPr>
-        <w:t>FechaInicioDia</w:t>
+        <w:t>DiaMes</w:t>
       </w:r>
       <w:proofErr w:type="spellEnd"/>
       <w:r>
@@ -178,39 +186,7 @@
           <w:sz w:val="20"/>
           <w:szCs w:val="20"/>
         </w:rPr>
-        <w:t>}</w:t>
-      </w:r>
-      <w:r>
-        <w:rPr>
-          <w:rFonts w:ascii="Aptos" w:hAnsi="Aptos" w:cs="Calibri"/>
-          <w:sz w:val="20"/>
-          <w:szCs w:val="20"/>
-        </w:rPr>
-        <w:t xml:space="preserve"> </w:t>
-      </w:r>
-      <w:r>
-        <w:rPr>
-          <w:rFonts w:ascii="Aptos" w:hAnsi="Aptos" w:cs="Calibri"/>
-          <w:sz w:val="20"/>
-          <w:szCs w:val="20"/>
-        </w:rPr>
-        <w:t>/</w:t>
-      </w:r>
-      <w:r>
-        <w:rPr>
-          <w:rFonts w:ascii="Aptos" w:hAnsi="Aptos" w:cs="Calibri"/>
-          <w:sz w:val="20"/>
-          <w:szCs w:val="20"/>
-        </w:rPr>
-        <w:t xml:space="preserve"> </w:t>
-      </w:r>
-      <w:r>
-        <w:rPr>
-          <w:rFonts w:ascii="Aptos" w:hAnsi="Aptos" w:cs="Calibri"/>
-          <w:sz w:val="20"/>
-          <w:szCs w:val="20"/>
-        </w:rPr>
-        <w:t>{</w:t>
+        <w:t>}} de {{</w:t>
       </w:r>
       <w:proofErr w:type="spellStart"/>
       <w:r>
@@ -219,7 +195,7 @@
           <w:sz w:val="20"/>
           <w:szCs w:val="20"/>
         </w:rPr>
-        <w:t>FechaInicioMesTexto</w:t>
+        <w:t>MesTexto</w:t>
       </w:r>
       <w:proofErr w:type="spellEnd"/>
       <w:r>
@@ -228,23 +204,7 @@
           <w:sz w:val="20"/>
           <w:szCs w:val="20"/>
         </w:rPr>
-        <w:t>}/</w:t>
-      </w:r>
-      <w:r>
-        <w:rPr>
-          <w:rFonts w:ascii="Aptos" w:hAnsi="Aptos" w:cs="Calibri"/>
-          <w:sz w:val="20"/>
-          <w:szCs w:val="20"/>
-        </w:rPr>
-        <w:t xml:space="preserve"> </w:t>
-      </w:r>
-      <w:r>
-        <w:rPr>
-          <w:rFonts w:ascii="Aptos" w:hAnsi="Aptos" w:cs="Calibri"/>
-          <w:sz w:val="20"/>
-          <w:szCs w:val="20"/>
-        </w:rPr>
-        <w:t>{</w:t>
+        <w:t>}} de {{</w:t>
       </w:r>
       <w:proofErr w:type="spellStart"/>
       <w:r>
@@ -253,7 +213,7 @@
           <w:sz w:val="20"/>
           <w:szCs w:val="20"/>
         </w:rPr>
-        <w:t>FechaInicioAnio</w:t>
+        <w:t>Anio</w:t>
       </w:r>
       <w:proofErr w:type="spellEnd"/>
       <w:r>
@@ -262,15 +222,7 @@
           <w:sz w:val="20"/>
           <w:szCs w:val="20"/>
         </w:rPr>
-        <w:t>}</w:t>
-      </w:r>
-      <w:r>
-        <w:rPr>
-          <w:rFonts w:ascii="Aptos" w:hAnsi="Aptos" w:cs="Calibri"/>
-          <w:sz w:val="20"/>
-          <w:szCs w:val="20"/>
-        </w:rPr>
-        <w:t>:</w:t>
+        <w:t>}}:</w:t>
       </w:r>
     </w:p>
     <w:p>
@@ -1449,7 +1401,6 @@
           <w:sz w:val="20"/>
           <w:szCs w:val="20"/>
         </w:rPr>
-        <w:lastRenderedPageBreak/>
         <w:t xml:space="preserve">Tiempo estimado de ejecución del Servicio. </w:t>
       </w:r>
     </w:p>
@@ -1473,6 +1424,7 @@
           <w:sz w:val="20"/>
           <w:szCs w:val="20"/>
         </w:rPr>
+        <w:lastRenderedPageBreak/>
         <w:t xml:space="preserve">Información detallada sobre las necesidades. </w:t>
       </w:r>
     </w:p>
@@ -2317,25 +2269,7 @@
           <w:sz w:val="20"/>
           <w:szCs w:val="20"/>
         </w:rPr>
-        <w:t xml:space="preserve"> de </w:t>
-      </w:r>
-      <w:proofErr w:type="gramStart"/>
-      <w:r>
-        <w:rPr>
-          <w:rFonts w:ascii="Aptos" w:hAnsi="Aptos"/>
-          <w:sz w:val="20"/>
-          <w:szCs w:val="20"/>
-        </w:rPr>
-        <w:t>la mismas</w:t>
-      </w:r>
-      <w:proofErr w:type="gramEnd"/>
-      <w:r>
-        <w:rPr>
-          <w:rFonts w:ascii="Aptos" w:hAnsi="Aptos"/>
-          <w:sz w:val="20"/>
-          <w:szCs w:val="20"/>
-        </w:rPr>
-        <w:t xml:space="preserve"> de manera </w:t>
+        <w:t xml:space="preserve"> de la mismas de manera </w:t>
       </w:r>
       <w:r>
         <w:rPr>
@@ -2455,25 +2389,7 @@
           <w:sz w:val="20"/>
           <w:szCs w:val="20"/>
         </w:rPr>
-        <w:t xml:space="preserve">el </w:t>
-      </w:r>
-      <w:proofErr w:type="gramStart"/>
-      <w:r>
-        <w:rPr>
-          <w:rFonts w:ascii="Aptos" w:hAnsi="Aptos"/>
-          <w:sz w:val="20"/>
-          <w:szCs w:val="20"/>
-        </w:rPr>
-        <w:t>Ticket</w:t>
-      </w:r>
-      <w:proofErr w:type="gramEnd"/>
-      <w:r>
-        <w:rPr>
-          <w:rFonts w:ascii="Aptos" w:hAnsi="Aptos"/>
-          <w:sz w:val="20"/>
-          <w:szCs w:val="20"/>
-        </w:rPr>
-        <w:t xml:space="preserve"> o la </w:t>
+        <w:t xml:space="preserve">el Ticket o la </w:t>
       </w:r>
       <w:r>
         <w:rPr>
@@ -2755,25 +2671,7 @@
           <w:sz w:val="20"/>
           <w:szCs w:val="20"/>
         </w:rPr>
-        <w:t xml:space="preserve">Visto bueno por parte del Coordinador de Servicios, que dé cuenta del cumplimiento satisfactorio de los </w:t>
-      </w:r>
-      <w:proofErr w:type="gramStart"/>
-      <w:r>
-        <w:rPr>
-          <w:rFonts w:ascii="Aptos" w:hAnsi="Aptos"/>
-          <w:sz w:val="20"/>
-          <w:szCs w:val="20"/>
-        </w:rPr>
-        <w:t>Tickets</w:t>
-      </w:r>
-      <w:proofErr w:type="gramEnd"/>
-      <w:r>
-        <w:rPr>
-          <w:rFonts w:ascii="Aptos" w:hAnsi="Aptos"/>
-          <w:sz w:val="20"/>
-          <w:szCs w:val="20"/>
-        </w:rPr>
-        <w:t xml:space="preserve"> u </w:t>
+        <w:t xml:space="preserve">Visto bueno por parte del Coordinador de Servicios, que dé cuenta del cumplimiento satisfactorio de los Tickets u </w:t>
       </w:r>
       <w:r>
         <w:rPr>
@@ -4342,59 +4240,23 @@
           <w:sz w:val="20"/>
           <w:szCs w:val="20"/>
         </w:rPr>
-        <w:t xml:space="preserve"> en el acápite de notificaciones del Contrato, Azure o </w:t>
-      </w:r>
-      <w:proofErr w:type="gramStart"/>
-      <w:r>
-        <w:rPr>
-          <w:rFonts w:ascii="Aptos" w:hAnsi="Aptos"/>
-          <w:sz w:val="20"/>
-          <w:szCs w:val="20"/>
-        </w:rPr>
-        <w:t>ITSM</w:t>
-      </w:r>
-      <w:r>
-        <w:rPr>
-          <w:rFonts w:ascii="Aptos" w:hAnsi="Aptos"/>
-          <w:sz w:val="20"/>
-          <w:szCs w:val="20"/>
-        </w:rPr>
-        <w:t xml:space="preserve"> ,</w:t>
-      </w:r>
-      <w:proofErr w:type="gramEnd"/>
-      <w:r>
-        <w:rPr>
-          <w:rFonts w:ascii="Aptos" w:hAnsi="Aptos"/>
-          <w:sz w:val="20"/>
-          <w:szCs w:val="20"/>
-        </w:rPr>
-        <w:t xml:space="preserve"> adjuntando </w:t>
-      </w:r>
-      <w:r>
-        <w:rPr>
-          <w:rFonts w:ascii="Aptos" w:hAnsi="Aptos"/>
-          <w:sz w:val="20"/>
-          <w:szCs w:val="20"/>
-        </w:rPr>
-        <w:t xml:space="preserve">el </w:t>
-      </w:r>
-      <w:proofErr w:type="gramStart"/>
-      <w:r>
-        <w:rPr>
-          <w:rFonts w:ascii="Aptos" w:hAnsi="Aptos"/>
-          <w:sz w:val="20"/>
-          <w:szCs w:val="20"/>
-        </w:rPr>
-        <w:t>Ticket</w:t>
-      </w:r>
-      <w:proofErr w:type="gramEnd"/>
-      <w:r>
-        <w:rPr>
-          <w:rFonts w:ascii="Aptos" w:hAnsi="Aptos"/>
-          <w:sz w:val="20"/>
-          <w:szCs w:val="20"/>
-        </w:rPr>
-        <w:t xml:space="preserve"> o la respectiva Orden </w:t>
+        <w:t xml:space="preserve"> en el acápite de notificaciones del Contrato, Azure o ITSM</w:t>
+      </w:r>
+      <w:r>
+        <w:rPr>
+          <w:rFonts w:ascii="Aptos" w:hAnsi="Aptos"/>
+          <w:sz w:val="20"/>
+          <w:szCs w:val="20"/>
+        </w:rPr>
+        <w:t xml:space="preserve"> , adjuntando </w:t>
+      </w:r>
+      <w:r>
+        <w:rPr>
+          <w:rFonts w:ascii="Aptos" w:hAnsi="Aptos"/>
+          <w:sz w:val="20"/>
+          <w:szCs w:val="20"/>
+        </w:rPr>
+        <w:t xml:space="preserve">el Ticket o la respectiva Orden </w:t>
       </w:r>
       <w:r>
         <w:rPr>
@@ -4904,23 +4766,7 @@
           <w:sz w:val="20"/>
           <w:szCs w:val="20"/>
         </w:rPr>
-        <w:t>Con su firma, las Partes certifican que han leído la totalidad del contenido de Anexo Técnico, con la antelación suficiente y que en señal de aceptación</w:t>
-      </w:r>
-      <w:r>
-        <w:rPr>
-          <w:rFonts w:ascii="Aptos" w:hAnsi="Aptos" w:cs="Calibri"/>
-          <w:sz w:val="20"/>
-          <w:szCs w:val="20"/>
-        </w:rPr>
-        <w:t xml:space="preserve"> </w:t>
-      </w:r>
-      <w:r>
-        <w:rPr>
-          <w:rFonts w:ascii="Aptos" w:hAnsi="Aptos" w:cs="Calibri"/>
-          <w:sz w:val="20"/>
-          <w:szCs w:val="20"/>
-        </w:rPr>
-        <w:t>lo firman de manera libre, consciente y voluntaria el {</w:t>
+        <w:t>Con su firma, las Partes certifican que han leído la totalidad del contenido de Anexo Técnico, con la antelación suficiente y que en señal de aceptación lo firman de manera libre, consciente y voluntaria el {{</w:t>
       </w:r>
       <w:proofErr w:type="spellStart"/>
       <w:r>
@@ -4929,7 +4775,7 @@
           <w:sz w:val="20"/>
           <w:szCs w:val="20"/>
         </w:rPr>
-        <w:t>FechaInicioDia</w:t>
+        <w:t>DiaMes</w:t>
       </w:r>
       <w:proofErr w:type="spellEnd"/>
       <w:r>
@@ -4938,7 +4784,7 @@
           <w:sz w:val="20"/>
           <w:szCs w:val="20"/>
         </w:rPr>
-        <w:t>} del {</w:t>
+        <w:t>}} de {{</w:t>
       </w:r>
       <w:proofErr w:type="spellStart"/>
       <w:r>
@@ -4947,7 +4793,7 @@
           <w:sz w:val="20"/>
           <w:szCs w:val="20"/>
         </w:rPr>
-        <w:t>FechaInicioMesTexto</w:t>
+        <w:t>MesTexto</w:t>
       </w:r>
       <w:proofErr w:type="spellEnd"/>
       <w:r>
@@ -4956,7 +4802,7 @@
           <w:sz w:val="20"/>
           <w:szCs w:val="20"/>
         </w:rPr>
-        <w:t>} de {</w:t>
+        <w:t>}} de {{</w:t>
       </w:r>
       <w:proofErr w:type="spellStart"/>
       <w:r>
@@ -4965,7 +4811,7 @@
           <w:sz w:val="20"/>
           <w:szCs w:val="20"/>
         </w:rPr>
-        <w:t>FechaInicioAnio</w:t>
+        <w:t>Anio</w:t>
       </w:r>
       <w:proofErr w:type="spellEnd"/>
       <w:r>
@@ -4974,7 +4820,7 @@
           <w:sz w:val="20"/>
           <w:szCs w:val="20"/>
         </w:rPr>
-        <w:t>}</w:t>
+        <w:t>}}.</w:t>
       </w:r>
     </w:p>
     <w:p>
@@ -5628,21 +5474,7 @@
               <w:rPr>
                 <w:sz w:val="20"/>
               </w:rPr>
-              <w:t>{{#items</w:t>
-            </w:r>
-            <w:proofErr w:type="gramStart"/>
-            <w:r>
-              <w:rPr>
-                <w:sz w:val="20"/>
-              </w:rPr>
-              <w:t>}}{</w:t>
-            </w:r>
-            <w:proofErr w:type="gramEnd"/>
-            <w:r>
-              <w:rPr>
-                <w:sz w:val="20"/>
-              </w:rPr>
-              <w:t>{tipo}}</w:t>
+              <w:t>{{#items}}{{tipo}}</w:t>
             </w:r>
           </w:p>
         </w:tc>
@@ -5742,19 +5574,11 @@
               <w:t>fechaFin</w:t>
             </w:r>
             <w:proofErr w:type="spellEnd"/>
-            <w:proofErr w:type="gramStart"/>
             <w:r>
               <w:rPr>
                 <w:sz w:val="20"/>
               </w:rPr>
-              <w:t>}}{</w:t>
-            </w:r>
-            <w:proofErr w:type="gramEnd"/>
-            <w:r>
-              <w:rPr>
-                <w:sz w:val="20"/>
-              </w:rPr>
-              <w:t>{/</w:t>
+              <w:t>}}{{/</w:t>
             </w:r>
             <w:proofErr w:type="spellStart"/>
             <w:r>
@@ -8465,15 +8289,21 @@
 </file>
 
 <file path=customXml/item1.xml><?xml version="1.0" encoding="utf-8"?>
-<?mso-contentType ?>
-<FormTemplates xmlns="http://schemas.microsoft.com/sharepoint/v3/contenttype/forms">
-  <Display>DocumentLibraryForm</Display>
-  <Edit>DocumentLibraryForm</Edit>
-  <New>DocumentLibraryForm</New>
-</FormTemplates>
+<b:Sources xmlns:b="http://schemas.openxmlformats.org/officeDocument/2006/bibliography" xmlns="http://schemas.openxmlformats.org/officeDocument/2006/bibliography" SelectedStyle="\APASixthEditionOfficeOnline.xsl" StyleName="APA" Version="6"/>
 </file>
 
 <file path=customXml/item2.xml><?xml version="1.0" encoding="utf-8"?>
+<p:properties xmlns:p="http://schemas.microsoft.com/office/2006/metadata/properties" xmlns:xsi="http://www.w3.org/2001/XMLSchema-instance" xmlns:pc="http://schemas.microsoft.com/office/infopath/2007/PartnerControls">
+  <documentManagement>
+    <lcf76f155ced4ddcb4097134ff3c332f xmlns="0671de82-fb77-4741-a946-bbedde5d4f76">
+      <Terms xmlns="http://schemas.microsoft.com/office/infopath/2007/PartnerControls"/>
+    </lcf76f155ced4ddcb4097134ff3c332f>
+    <TaxCatchAll xmlns="bfe36008-4467-4f6a-b17f-684c3d9d556d" xsi:nil="true"/>
+  </documentManagement>
+</p:properties>
+</file>
+
+<file path=customXml/item3.xml><?xml version="1.0" encoding="utf-8"?>
 <ct:contentTypeSchema xmlns:ct="http://schemas.microsoft.com/office/2006/metadata/contentType" xmlns:ma="http://schemas.microsoft.com/office/2006/metadata/properties/metaAttributes" ct:_="" ma:_="" ma:contentTypeName="Documento" ma:contentTypeID="0x01010068C79E2D4FBF494D8565142F1B408D23" ma:contentTypeVersion="13" ma:contentTypeDescription="Crear nuevo documento." ma:contentTypeScope="" ma:versionID="033ef99cf88c0d3b788bf7a31a0475d4">
   <xsd:schema xmlns:xsd="http://www.w3.org/2001/XMLSchema" xmlns:xs="http://www.w3.org/2001/XMLSchema" xmlns:p="http://schemas.microsoft.com/office/2006/metadata/properties" xmlns:ns2="0671de82-fb77-4741-a946-bbedde5d4f76" xmlns:ns3="bfe36008-4467-4f6a-b17f-684c3d9d556d" targetNamespace="http://schemas.microsoft.com/office/2006/metadata/properties" ma:root="true" ma:fieldsID="67b2ee94343aeb2f8f0920204dca2d30" ns2:_="" ns3:_="">
     <xsd:import namespace="0671de82-fb77-4741-a946-bbedde5d4f76"/>
@@ -8680,30 +8510,35 @@
 </ct:contentTypeSchema>
 </file>
 
-<file path=customXml/item3.xml><?xml version="1.0" encoding="utf-8"?>
-<p:properties xmlns:p="http://schemas.microsoft.com/office/2006/metadata/properties" xmlns:xsi="http://www.w3.org/2001/XMLSchema-instance" xmlns:pc="http://schemas.microsoft.com/office/infopath/2007/PartnerControls">
-  <documentManagement>
-    <lcf76f155ced4ddcb4097134ff3c332f xmlns="0671de82-fb77-4741-a946-bbedde5d4f76">
-      <Terms xmlns="http://schemas.microsoft.com/office/infopath/2007/PartnerControls"/>
-    </lcf76f155ced4ddcb4097134ff3c332f>
-    <TaxCatchAll xmlns="bfe36008-4467-4f6a-b17f-684c3d9d556d" xsi:nil="true"/>
-  </documentManagement>
-</p:properties>
-</file>
-
 <file path=customXml/item4.xml><?xml version="1.0" encoding="utf-8"?>
-<b:Sources xmlns:b="http://schemas.openxmlformats.org/officeDocument/2006/bibliography" xmlns="http://schemas.openxmlformats.org/officeDocument/2006/bibliography" SelectedStyle="\APASixthEditionOfficeOnline.xsl" StyleName="APA" Version="6"/>
+<?mso-contentType ?>
+<FormTemplates xmlns="http://schemas.microsoft.com/sharepoint/v3/contenttype/forms">
+  <Display>DocumentLibraryForm</Display>
+  <Edit>DocumentLibraryForm</Edit>
+  <New>DocumentLibraryForm</New>
+</FormTemplates>
 </file>
 
 <file path=customXml/itemProps1.xml><?xml version="1.0" encoding="utf-8"?>
-<ds:datastoreItem xmlns:ds="http://schemas.openxmlformats.org/officeDocument/2006/customXml" ds:itemID="{D9ACF961-869C-45D1-8F29-1E0AF96515D2}">
+<ds:datastoreItem xmlns:ds="http://schemas.openxmlformats.org/officeDocument/2006/customXml" ds:itemID="{0A978500-EE5C-4E66-8A2D-CA6E460CCF3E}">
   <ds:schemaRefs>
-    <ds:schemaRef ds:uri="http://schemas.microsoft.com/sharepoint/v3/contenttype/forms"/>
+    <ds:schemaRef ds:uri="http://schemas.openxmlformats.org/officeDocument/2006/bibliography"/>
   </ds:schemaRefs>
 </ds:datastoreItem>
 </file>
 
 <file path=customXml/itemProps2.xml><?xml version="1.0" encoding="utf-8"?>
+<ds:datastoreItem xmlns:ds="http://schemas.openxmlformats.org/officeDocument/2006/customXml" ds:itemID="{AB5287EC-50D0-43BB-BC52-C85B38A837B2}">
+  <ds:schemaRefs>
+    <ds:schemaRef ds:uri="http://schemas.microsoft.com/office/2006/metadata/properties"/>
+    <ds:schemaRef ds:uri="http://schemas.microsoft.com/office/infopath/2007/PartnerControls"/>
+    <ds:schemaRef ds:uri="0671de82-fb77-4741-a946-bbedde5d4f76"/>
+    <ds:schemaRef ds:uri="bfe36008-4467-4f6a-b17f-684c3d9d556d"/>
+  </ds:schemaRefs>
+</ds:datastoreItem>
+</file>
+
+<file path=customXml/itemProps3.xml><?xml version="1.0" encoding="utf-8"?>
 <ds:datastoreItem xmlns:ds="http://schemas.openxmlformats.org/officeDocument/2006/customXml" ds:itemID="{E3115EE0-3761-44F0-A52C-627D7DA123A5}">
   <ds:schemaRefs>
     <ds:schemaRef ds:uri="http://schemas.microsoft.com/office/2006/metadata/contentType"/>
@@ -8722,21 +8557,10 @@
 </ds:datastoreItem>
 </file>
 
-<file path=customXml/itemProps3.xml><?xml version="1.0" encoding="utf-8"?>
-<ds:datastoreItem xmlns:ds="http://schemas.openxmlformats.org/officeDocument/2006/customXml" ds:itemID="{AB5287EC-50D0-43BB-BC52-C85B38A837B2}">
+<file path=customXml/itemProps4.xml><?xml version="1.0" encoding="utf-8"?>
+<ds:datastoreItem xmlns:ds="http://schemas.openxmlformats.org/officeDocument/2006/customXml" ds:itemID="{D9ACF961-869C-45D1-8F29-1E0AF96515D2}">
   <ds:schemaRefs>
-    <ds:schemaRef ds:uri="http://schemas.microsoft.com/office/2006/metadata/properties"/>
-    <ds:schemaRef ds:uri="http://schemas.microsoft.com/office/infopath/2007/PartnerControls"/>
-    <ds:schemaRef ds:uri="0671de82-fb77-4741-a946-bbedde5d4f76"/>
-    <ds:schemaRef ds:uri="bfe36008-4467-4f6a-b17f-684c3d9d556d"/>
-  </ds:schemaRefs>
-</ds:datastoreItem>
-</file>
-
-<file path=customXml/itemProps4.xml><?xml version="1.0" encoding="utf-8"?>
-<ds:datastoreItem xmlns:ds="http://schemas.openxmlformats.org/officeDocument/2006/customXml" ds:itemID="{0A978500-EE5C-4E66-8A2D-CA6E460CCF3E}">
-  <ds:schemaRefs>
-    <ds:schemaRef ds:uri="http://schemas.openxmlformats.org/officeDocument/2006/bibliography"/>
+    <ds:schemaRef ds:uri="http://schemas.microsoft.com/sharepoint/v3/contenttype/forms"/>
   </ds:schemaRefs>
 </ds:datastoreItem>
 </file>